--- a/Document/Flavour Fusion.docx
+++ b/Document/Flavour Fusion.docx
@@ -4,6 +4,7 @@
   <w:body>
     <w:p>
       <w:pPr>
+        <w:jc w:val="center"/>
         <w:rPr>
           <w:b/>
           <w:bCs/>
@@ -13,18 +14,11 @@
       </w:pPr>
       <w:r>
         <w:rPr>
+          <w:b/>
+          <w:bCs/>
           <w:sz w:val="32"/>
           <w:szCs w:val="32"/>
         </w:rPr>
-        <w:t xml:space="preserve">                    </w:t>
-      </w:r>
-      <w:r>
-        <w:rPr>
-          <w:b/>
-          <w:bCs/>
-          <w:sz w:val="32"/>
-          <w:szCs w:val="32"/>
-        </w:rPr>
         <w:t>Flavour Fusion: AI-Driven Recipe Blogging Studio</w:t>
       </w:r>
     </w:p>
@@ -43,8 +37,6 @@
         </w:rPr>
         <w:t>1. INTRODUCTION</w:t>
       </w:r>
-      <w:bookmarkStart w:id="0" w:name="_GoBack"/>
-      <w:bookmarkEnd w:id="0"/>
     </w:p>
     <w:p>
       <w:pPr>
@@ -220,6 +212,39 @@
       <w:r>
         <w:t>Anudeep Avula</w:t>
       </w:r>
+    </w:p>
+    <w:p>
+      <w:pPr>
+        <w:numPr>
+          <w:numId w:val="0"/>
+        </w:numPr>
+        <w:tabs>
+          <w:tab w:val="left" w:pos="720"/>
+        </w:tabs>
+        <w:spacing w:after="160" w:line="278" w:lineRule="auto"/>
+      </w:pPr>
+    </w:p>
+    <w:p>
+      <w:pPr>
+        <w:numPr>
+          <w:numId w:val="0"/>
+        </w:numPr>
+        <w:tabs>
+          <w:tab w:val="left" w:pos="720"/>
+        </w:tabs>
+        <w:spacing w:after="160" w:line="278" w:lineRule="auto"/>
+      </w:pPr>
+    </w:p>
+    <w:p>
+      <w:pPr>
+        <w:numPr>
+          <w:numId w:val="0"/>
+        </w:numPr>
+        <w:tabs>
+          <w:tab w:val="left" w:pos="720"/>
+        </w:tabs>
+        <w:spacing w:after="160" w:line="278" w:lineRule="auto"/>
+      </w:pPr>
     </w:p>
     <w:p>
       <w:r>
@@ -696,6 +721,9 @@
         <w:t>.</w:t>
       </w:r>
     </w:p>
+    <w:p/>
+    <w:p/>
+    <w:p/>
     <w:p>
       <w:r>
         <w:pict>
@@ -941,6 +969,9 @@
         <w:t>Download File</w:t>
       </w:r>
     </w:p>
+    <w:p/>
+    <w:p/>
+    <w:p/>
     <w:p>
       <w:r>
         <w:pict>
@@ -1266,6 +1297,9 @@
         </w:tc>
       </w:tr>
     </w:tbl>
+    <w:p/>
+    <w:p/>
+    <w:p/>
     <w:p>
       <w:r>
         <w:pict>
@@ -1425,6 +1459,10 @@
         <w:t>This creates a complete AI-powered content creation workflow.</w:t>
       </w:r>
     </w:p>
+    <w:p/>
+    <w:p/>
+    <w:p/>
+    <w:p/>
     <w:p>
       <w:r>
         <w:pict>
@@ -1454,22 +1492,6 @@
         </w:rPr>
         <w:t>4.3 Solution Architecture</w:t>
       </w:r>
-    </w:p>
-    <w:p>
-      <w:pPr>
-        <w:rPr>
-          <w:b/>
-          <w:bCs/>
-        </w:rPr>
-      </w:pPr>
-    </w:p>
-    <w:p>
-      <w:pPr>
-        <w:rPr>
-          <w:b/>
-          <w:bCs/>
-        </w:rPr>
-      </w:pPr>
     </w:p>
     <w:p>
       <w:pPr>
@@ -1553,8 +1575,8 @@
         </w:rPr>
         <w:drawing>
           <wp:inline distT="0" distB="0" distL="0" distR="0">
-            <wp:extent cx="2828925" cy="3990975"/>
-            <wp:effectExtent l="0" t="0" r="9525" b="9525"/>
+            <wp:extent cx="2828925" cy="3515360"/>
+            <wp:effectExtent l="0" t="0" r="9525" b="8890"/>
             <wp:docPr id="363440185" name="Picture 1"/>
             <wp:cNvGraphicFramePr>
               <a:graphicFrameLocks xmlns:a="http://schemas.openxmlformats.org/drawingml/2006/main" noChangeAspect="1"/>
@@ -1583,7 +1605,7 @@
                   <pic:spPr>
                     <a:xfrm>
                       <a:off x="0" y="0"/>
-                      <a:ext cx="2828925" cy="3990975"/>
+                      <a:ext cx="2828925" cy="3515360"/>
                     </a:xfrm>
                     <a:prstGeom prst="rect">
                       <a:avLst/>
@@ -2005,6 +2027,7 @@
         <w:t>Testing confirmed stable performance and accurate content generation.</w:t>
       </w:r>
     </w:p>
+    <w:p/>
     <w:p>
       <w:r>
         <w:pict>
@@ -2186,6 +2209,30 @@
           <w:bCs/>
         </w:rPr>
       </w:pPr>
+    </w:p>
+    <w:p>
+      <w:pPr>
+        <w:rPr>
+          <w:b/>
+          <w:bCs/>
+        </w:rPr>
+      </w:pPr>
+    </w:p>
+    <w:p>
+      <w:pPr>
+        <w:rPr>
+          <w:b/>
+          <w:bCs/>
+        </w:rPr>
+      </w:pPr>
+    </w:p>
+    <w:p>
+      <w:pPr>
+        <w:rPr>
+          <w:b/>
+          <w:bCs/>
+        </w:rPr>
+      </w:pPr>
       <w:r>
         <w:rPr>
           <w:b/>
@@ -2381,6 +2428,30 @@
       </w:r>
     </w:p>
     <w:p>
+      <w:pPr>
+        <w:rPr>
+          <w:b/>
+          <w:bCs/>
+        </w:rPr>
+      </w:pPr>
+    </w:p>
+    <w:p>
+      <w:pPr>
+        <w:rPr>
+          <w:b/>
+          <w:bCs/>
+        </w:rPr>
+      </w:pPr>
+    </w:p>
+    <w:p>
+      <w:pPr>
+        <w:rPr>
+          <w:b/>
+          <w:bCs/>
+        </w:rPr>
+      </w:pPr>
+    </w:p>
+    <w:p>
       <w:r>
         <w:pict>
           <v:rect id="_x0000_i1040" o:spt="1" style="height:1.5pt;width:0pt;" fillcolor="#A0A0A0" filled="t" stroked="f" coordsize="21600,21600" o:hr="t" o:hrstd="t" o:hralign="center">
@@ -2665,6 +2736,10 @@
       <w:r>
         <w:t xml:space="preserve"> Voice-based recipe input</w:t>
       </w:r>
+    </w:p>
+    <w:p>
+      <w:bookmarkStart w:id="0" w:name="_GoBack"/>
+      <w:bookmarkEnd w:id="0"/>
     </w:p>
     <w:p>
       <w:r>
